--- a/klagomål/Lervassa träsk naturreservat FSC-klagomål.docx
+++ b/klagomål/Lervassa träsk naturreservat FSC-klagomål.docx
@@ -168,7 +168,7 @@
     </w:p>
     <w:p>
       <w:r>
-        <w:t>Detta klagomål behandlar höga naturvärden i avverkningsanmälan Lervassa träsk naturreservat i Haninge kommun som inkom 2026-09-07 och omfattar 168,3 ha.</w:t>
+        <w:t>Detta klagomål behandlar höga naturvärden i avverkningsanmälan Lervassa träsk naturreservat i Haninge kommun som inkom 2026-09-08 och omfattar 168,3 ha.</w:t>
       </w:r>
     </w:p>
     <w:p>
@@ -2410,7 +2410,7 @@
     <w:r>
       <w:tab/>
       <w:tab/>
-      <w:t>2026-09-07</w:t>
+      <w:t>2026-09-08</w:t>
       <w:br/>
       <w:br/>
     </w:r>

--- a/klagomål/Lervassa träsk naturreservat FSC-klagomål.docx
+++ b/klagomål/Lervassa träsk naturreservat FSC-klagomål.docx
@@ -168,7 +168,7 @@
     </w:p>
     <w:p>
       <w:r>
-        <w:t>Detta klagomål behandlar höga naturvärden i avverkningsanmälan Lervassa träsk naturreservat i Haninge kommun som inkom 2026-09-08 och omfattar 168,3 ha.</w:t>
+        <w:t>Detta klagomål behandlar höga naturvärden i avverkningsanmälan Lervassa träsk naturreservat i Haninge kommun som inkom 2026-09-09 och omfattar 168,3 ha.</w:t>
       </w:r>
     </w:p>
     <w:p>
@@ -2410,7 +2410,7 @@
     <w:r>
       <w:tab/>
       <w:tab/>
-      <w:t>2026-09-08</w:t>
+      <w:t>2026-09-09</w:t>
       <w:br/>
       <w:br/>
     </w:r>

--- a/klagomål/Lervassa träsk naturreservat FSC-klagomål.docx
+++ b/klagomål/Lervassa träsk naturreservat FSC-klagomål.docx
@@ -168,7 +168,7 @@
     </w:p>
     <w:p>
       <w:r>
-        <w:t>Detta klagomål behandlar höga naturvärden i avverkningsanmälan Lervassa träsk naturreservat i Haninge kommun som inkom 2026-09-09 och omfattar 168,3 ha.</w:t>
+        <w:t>Detta klagomål behandlar höga naturvärden i avverkningsanmälan Lervassa träsk naturreservat i Haninge kommun som inkom 2026-09-10 och omfattar 168,3 ha.</w:t>
       </w:r>
     </w:p>
     <w:p>
@@ -2410,7 +2410,7 @@
     <w:r>
       <w:tab/>
       <w:tab/>
-      <w:t>2026-09-09</w:t>
+      <w:t>2026-09-10</w:t>
       <w:br/>
       <w:br/>
     </w:r>

--- a/klagomål/Lervassa träsk naturreservat FSC-klagomål.docx
+++ b/klagomål/Lervassa träsk naturreservat FSC-klagomål.docx
@@ -168,7 +168,7 @@
     </w:p>
     <w:p>
       <w:r>
-        <w:t>Detta klagomål behandlar höga naturvärden i avverkningsanmälan Lervassa träsk naturreservat i Haninge kommun som inkom 2026-09-10 och omfattar 168,3 ha.</w:t>
+        <w:t>Detta klagomål behandlar höga naturvärden i avverkningsanmälan Lervassa träsk naturreservat i Haninge kommun som inkom 2026-09-11 och omfattar 168,3 ha.</w:t>
       </w:r>
     </w:p>
     <w:p>
@@ -2410,7 +2410,7 @@
     <w:r>
       <w:tab/>
       <w:tab/>
-      <w:t>2026-09-10</w:t>
+      <w:t>2026-09-11</w:t>
       <w:br/>
       <w:br/>
     </w:r>

--- a/klagomål/Lervassa träsk naturreservat FSC-klagomål.docx
+++ b/klagomål/Lervassa träsk naturreservat FSC-klagomål.docx
@@ -168,7 +168,7 @@
     </w:p>
     <w:p>
       <w:r>
-        <w:t>Detta klagomål behandlar höga naturvärden i avverkningsanmälan Lervassa träsk naturreservat i Haninge kommun som inkom 2026-09-11 och omfattar 168,3 ha.</w:t>
+        <w:t>Detta klagomål behandlar höga naturvärden i avverkningsanmälan Lervassa träsk naturreservat i Haninge kommun som inkom 2026-09-12 och omfattar 168,3 ha.</w:t>
       </w:r>
     </w:p>
     <w:p>
@@ -2410,7 +2410,7 @@
     <w:r>
       <w:tab/>
       <w:tab/>
-      <w:t>2026-09-11</w:t>
+      <w:t>2026-09-12</w:t>
       <w:br/>
       <w:br/>
     </w:r>

--- a/klagomål/Lervassa träsk naturreservat FSC-klagomål.docx
+++ b/klagomål/Lervassa träsk naturreservat FSC-klagomål.docx
@@ -168,7 +168,7 @@
     </w:p>
     <w:p>
       <w:r>
-        <w:t>Detta klagomål behandlar höga naturvärden i avverkningsanmälan Lervassa träsk naturreservat i Haninge kommun som inkom 2026-09-12 och omfattar 168,3 ha.</w:t>
+        <w:t>Detta klagomål behandlar höga naturvärden i avverkningsanmälan Lervassa träsk naturreservat i Haninge kommun som inkom 2026-09-13 och omfattar 168,3 ha.</w:t>
       </w:r>
     </w:p>
     <w:p>
@@ -2410,7 +2410,7 @@
     <w:r>
       <w:tab/>
       <w:tab/>
-      <w:t>2026-09-12</w:t>
+      <w:t>2026-09-13</w:t>
       <w:br/>
       <w:br/>
     </w:r>

--- a/klagomål/Lervassa träsk naturreservat FSC-klagomål.docx
+++ b/klagomål/Lervassa träsk naturreservat FSC-klagomål.docx
@@ -168,7 +168,7 @@
     </w:p>
     <w:p>
       <w:r>
-        <w:t>Detta klagomål behandlar höga naturvärden i avverkningsanmälan Lervassa träsk naturreservat i Haninge kommun som inkom 2026-09-13 och omfattar 168,3 ha.</w:t>
+        <w:t>Detta klagomål behandlar höga naturvärden i avverkningsanmälan Lervassa träsk naturreservat i Haninge kommun som inkom 2026-09-14 och omfattar 168,3 ha.</w:t>
       </w:r>
     </w:p>
     <w:p>
@@ -2410,7 +2410,7 @@
     <w:r>
       <w:tab/>
       <w:tab/>
-      <w:t>2026-09-13</w:t>
+      <w:t>2026-09-14</w:t>
       <w:br/>
       <w:br/>
     </w:r>

--- a/klagomål/Lervassa träsk naturreservat FSC-klagomål.docx
+++ b/klagomål/Lervassa träsk naturreservat FSC-klagomål.docx
@@ -168,7 +168,7 @@
     </w:p>
     <w:p>
       <w:r>
-        <w:t>Detta klagomål behandlar höga naturvärden i avverkningsanmälan Lervassa träsk naturreservat i Haninge kommun som inkom 2026-09-14 och omfattar 168,3 ha.</w:t>
+        <w:t>Detta klagomål behandlar höga naturvärden i avverkningsanmälan Lervassa träsk naturreservat i Haninge kommun som inkom 2026-09-15 och omfattar 168,3 ha.</w:t>
       </w:r>
     </w:p>
     <w:p>
@@ -2410,7 +2410,7 @@
     <w:r>
       <w:tab/>
       <w:tab/>
-      <w:t>2026-09-14</w:t>
+      <w:t>2026-09-15</w:t>
       <w:br/>
       <w:br/>
     </w:r>

--- a/klagomål/Lervassa träsk naturreservat FSC-klagomål.docx
+++ b/klagomål/Lervassa träsk naturreservat FSC-klagomål.docx
@@ -168,7 +168,7 @@
     </w:p>
     <w:p>
       <w:r>
-        <w:t>Detta klagomål behandlar höga naturvärden i avverkningsanmälan Lervassa träsk naturreservat i Haninge kommun som inkom 2026-09-15 och omfattar 168,3 ha.</w:t>
+        <w:t>Detta klagomål behandlar höga naturvärden i avverkningsanmälan Lervassa träsk naturreservat i Haninge kommun som inkom 2026-09-16 och omfattar 168,3 ha.</w:t>
       </w:r>
     </w:p>
     <w:p>
@@ -2410,7 +2410,7 @@
     <w:r>
       <w:tab/>
       <w:tab/>
-      <w:t>2026-09-15</w:t>
+      <w:t>2026-09-16</w:t>
       <w:br/>
       <w:br/>
     </w:r>

--- a/klagomål/Lervassa träsk naturreservat FSC-klagomål.docx
+++ b/klagomål/Lervassa träsk naturreservat FSC-klagomål.docx
@@ -168,7 +168,7 @@
     </w:p>
     <w:p>
       <w:r>
-        <w:t>Detta klagomål behandlar höga naturvärden i avverkningsanmälan Lervassa träsk naturreservat i Haninge kommun som inkom 2026-09-16 och omfattar 168,3 ha.</w:t>
+        <w:t>Detta klagomål behandlar höga naturvärden i avverkningsanmälan Lervassa träsk naturreservat i Haninge kommun som inkom 2026-09-17 och omfattar 168,3 ha.</w:t>
       </w:r>
     </w:p>
     <w:p>
@@ -2410,7 +2410,7 @@
     <w:r>
       <w:tab/>
       <w:tab/>
-      <w:t>2026-09-16</w:t>
+      <w:t>2026-09-17</w:t>
       <w:br/>
       <w:br/>
     </w:r>

--- a/klagomål/Lervassa träsk naturreservat FSC-klagomål.docx
+++ b/klagomål/Lervassa träsk naturreservat FSC-klagomål.docx
@@ -168,7 +168,7 @@
     </w:p>
     <w:p>
       <w:r>
-        <w:t>Detta klagomål behandlar höga naturvärden i avverkningsanmälan Lervassa träsk naturreservat i Haninge kommun som inkom 2026-09-17 och omfattar 168,3 ha.</w:t>
+        <w:t>Detta klagomål behandlar höga naturvärden i avverkningsanmälan Lervassa träsk naturreservat i Haninge kommun som inkom 2026-09-18 och omfattar 168,3 ha.</w:t>
       </w:r>
     </w:p>
     <w:p>
@@ -2410,7 +2410,7 @@
     <w:r>
       <w:tab/>
       <w:tab/>
-      <w:t>2026-09-17</w:t>
+      <w:t>2026-09-18</w:t>
       <w:br/>
       <w:br/>
     </w:r>

--- a/klagomål/Lervassa träsk naturreservat FSC-klagomål.docx
+++ b/klagomål/Lervassa träsk naturreservat FSC-klagomål.docx
@@ -168,7 +168,7 @@
     </w:p>
     <w:p>
       <w:r>
-        <w:t>Detta klagomål behandlar höga naturvärden i avverkningsanmälan Lervassa träsk naturreservat i Haninge kommun som inkom 2026-09-18 och omfattar 168,3 ha.</w:t>
+        <w:t>Detta klagomål behandlar höga naturvärden i avverkningsanmälan Lervassa träsk naturreservat i Haninge kommun som inkom 2026-09-19 och omfattar 168,3 ha.</w:t>
       </w:r>
     </w:p>
     <w:p>
@@ -2410,7 +2410,7 @@
     <w:r>
       <w:tab/>
       <w:tab/>
-      <w:t>2026-09-18</w:t>
+      <w:t>2026-09-19</w:t>
       <w:br/>
       <w:br/>
     </w:r>

--- a/klagomål/Lervassa träsk naturreservat FSC-klagomål.docx
+++ b/klagomål/Lervassa träsk naturreservat FSC-klagomål.docx
@@ -168,7 +168,7 @@
     </w:p>
     <w:p>
       <w:r>
-        <w:t>Detta klagomål behandlar höga naturvärden i avverkningsanmälan Lervassa träsk naturreservat i Haninge kommun som inkom 2026-09-19 och omfattar 168,3 ha.</w:t>
+        <w:t>Detta klagomål behandlar höga naturvärden i avverkningsanmälan Lervassa träsk naturreservat i Haninge kommun som inkom 2026-09-20 och omfattar 168,3 ha.</w:t>
       </w:r>
     </w:p>
     <w:p>
@@ -2410,7 +2410,7 @@
     <w:r>
       <w:tab/>
       <w:tab/>
-      <w:t>2026-09-19</w:t>
+      <w:t>2026-09-20</w:t>
       <w:br/>
       <w:br/>
     </w:r>

--- a/klagomål/Lervassa träsk naturreservat FSC-klagomål.docx
+++ b/klagomål/Lervassa träsk naturreservat FSC-klagomål.docx
@@ -168,7 +168,7 @@
     </w:p>
     <w:p>
       <w:r>
-        <w:t>Detta klagomål behandlar höga naturvärden i avverkningsanmälan Lervassa träsk naturreservat i Haninge kommun som inkom 2026-09-20 och omfattar 168,3 ha.</w:t>
+        <w:t>Detta klagomål behandlar höga naturvärden i avverkningsanmälan Lervassa träsk naturreservat i Haninge kommun som inkom 2026-09-21 och omfattar 168,3 ha.</w:t>
       </w:r>
     </w:p>
     <w:p>
@@ -178,7 +178,7 @@
       <w:r>
         <w:drawing>
           <wp:inline xmlns:a="http://schemas.openxmlformats.org/drawingml/2006/main" xmlns:pic="http://schemas.openxmlformats.org/drawingml/2006/picture">
-            <wp:extent cx="5324556" cy="5724000"/>
+            <wp:extent cx="5315866" cy="5724000"/>
             <wp:docPr id="1" name="Picture 1"/>
             <wp:cNvGraphicFramePr>
               <a:graphicFrameLocks noChangeAspect="1"/>
@@ -199,7 +199,7 @@
                   <pic:spPr>
                     <a:xfrm>
                       <a:off x="0" y="0"/>
-                      <a:ext cx="5324556" cy="5724000"/>
+                      <a:ext cx="5315866" cy="5724000"/>
                     </a:xfrm>
                     <a:prstGeom prst="rect"/>
                   </pic:spPr>
@@ -221,7 +221,7 @@
     </w:p>
     <w:p>
       <w:r>
-        <w:t>I och inom 23 meter från avverkningsanmälan finns fynd av 67 naturvårdsarter, varav 37 är rödlistade, 20 är fridlysta, 29 är typiska (T) och 15 är signalarter (S): knölig taggsvamp (EN), koppartaggsvamp (EN), bredbrämad bastardsvärmare (VU), garnlav (VU, T), goliatmusseron (VU, T), gränsticka (VU, T), grönfink (VU, §4), mindre bastardsvärmare (VU), sexfläckig bastardsvärmare (VU), skrovlig taggsvamp (VU), barrviolspindling (NT), blå taggsvamp (NT, T), dofttaggsvamp (NT, T), dropptaggsvamp (NT, T), enkelbeckasin (NT, §4), fjällig taggsvamp s.str. (NT), grönhjon (NT), gulsparv (NT, §4), kandelabersvamp (NT, T), kattfotslav (NT, T), kortskaftad ärgspik (NT), kötticka (NT), motaggsvamp (NT, T), orange taggsvamp (NT, T), Phellodon aquiloniniger (NT), reliktbock (NT, T), skarp dropptaggsvamp (NT), svartvit taggsvamp (NT), tallticka (NT, T), talltita (NT, §4), tjockfotad fingersvamp (NT), ullticka (NT, T), vedskivlav (NT, T), vedtrappmossa (NT, T), vintertagging (NT), vitplätt (NT), vågticka (NT), björksplintborre (S), blomkålssvamp (S), blåmossa (S, T), bronshjon (S, T), granbarkgnagare (S, T), grovticka (S, T), grön sköldmossa (S, T, §8), grönpyrola (S, T), mindre märgborre (S, T), rödgul trumpetsvamp (S), stekelbock (S, T), stor aspticka (S, T), stubbspretmossa (S, T), vedticka (S, T), vågbandad barkbock (S), blåsippa (T, §9), spillkråka (T, §4), tjäder (T, §4), fiskgjuse (§4), gröngöling (§4), havsörn (§4), kungsfågel (§4), orre (§4), huggorm (§6), kopparödla (§6), mindre vattensalamander (§6), vanlig groda (§6), vanlig padda (§6), fläcknycklar (§8) och revlummer (§9). Se Figur 1.</w:t>
+        <w:t>I och inom 23 meter från avverkningsanmälan finns fynd av 71 naturvårdsarter, varav 37 är rödlistade, 20 är fridlysta, 32 är typiska (T) och 18 är signalarter (S): knölig taggsvamp (EN), koppartaggsvamp (EN), bredbrämad bastardsvärmare (VU), garnlav (VU, T), goliatmusseron (VU, T), gränsticka (VU, T), grönfink (VU, §4), mindre bastardsvärmare (VU), sexfläckig bastardsvärmare (VU), skrovlig taggsvamp (VU), barrviolspindling (NT), blå taggsvamp (NT, T), dofttaggsvamp (NT, T), dropptaggsvamp (NT, T), enkelbeckasin (NT, §4), fjällig taggsvamp s.str. (NT), grönhjon (NT), gulsparv (NT, §4), kandelabersvamp (NT, T), kattfotslav (NT, T), kortskaftad ärgspik (NT), kötticka (NT), motaggsvamp (NT, T), orange taggsvamp (NT, T), Phellodon aquiloniniger (NT), reliktbock (NT, T), skarp dropptaggsvamp (NT), svartvit taggsvamp (NT), tallticka (NT, T), talltita (NT, §4), tjockfotad fingersvamp (NT), ullticka (NT, T), vedskivlav (NT, T), vedtrappmossa (NT, T), vintertagging (NT), vitplätt (NT), vågticka (NT), björksplintborre (S), blomkålssvamp (S), blåmossa (S, T), bronshjon (S, T), flagellkvastmossa (S, T), granbarkgnagare (S, T), grovticka (S, T), grön sköldmossa (S, T, §8), grönpyrola (S, T), mindre märgborre (S, T), rödgul trumpetsvamp (S), skogshakmossa (S, T), stekelbock (S, T), stor aspticka (S, T), stubbspretmossa (S, T), thomsons trägnagare (S), vedticka (S, T), vågbandad barkbock (S), blåsippa (T, §9), linnea (T), spillkråka (T, §4), tjäder (T, §4), fiskgjuse (§4), gröngöling (§4), havsörn (§4), kungsfågel (§4), orre (§4), huggorm (§6), kopparödla (§6), mindre vattensalamander (§6), vanlig groda (§6), vanlig padda (§6), fläcknycklar (§8) och revlummer (§9). Se Figur 1.</w:t>
       </w:r>
     </w:p>
     <w:p>
@@ -887,6 +887,35 @@
         <w:rPr>
           <w:b/>
         </w:rPr>
+        <w:t>Flagellkvastmossa</w:t>
+      </w:r>
+      <w:r>
+        <w:t xml:space="preserve"> förekommer framför allt i tallsumpskog, men finns även i relativt torra gran- och tallskogar. Den signalerar överallt skogsmiljöer med höga naturvärden och indikerar biotoper med rik och kontinuerlig förekomst av död ved i olika nedbrytningsstadier eller barlagd torvjord. Flagellkvastmossa är typisk art för </w:t>
+      </w:r>
+      <w:r>
+        <w:rPr>
+          <w:i/>
+        </w:rPr>
+        <w:t xml:space="preserve">9010 Taiga </w:t>
+      </w:r>
+      <w:r>
+        <w:t>och</w:t>
+      </w:r>
+      <w:r>
+        <w:rPr>
+          <w:i/>
+        </w:rPr>
+        <w:t xml:space="preserve"> 9740 Skogsbevuxen myr </w:t>
+      </w:r>
+      <w:r>
+        <w:t>(SLU Artdatabanken, 2024; Nitare &amp; Skogsstyrelsen, 2019).</w:t>
+      </w:r>
+    </w:p>
+    <w:p>
+      <w:r>
+        <w:rPr>
+          <w:b/>
+        </w:rPr>
         <w:t xml:space="preserve">Granbarkgnagare </w:t>
       </w:r>
       <w:r>
@@ -1025,6 +1054,35 @@
         <w:rPr>
           <w:b/>
         </w:rPr>
+        <w:t>Skogshakmossa</w:t>
+      </w:r>
+      <w:r>
+        <w:t xml:space="preserve"> indikerar lokaler som ofta har en artrik mossflora som kräver jämn och hög markfuktighet, till exempel olika sumpskogar med höga naturvärden. Högst signalvärde har arten i södra och mellersta Sverige. Skogshakmossa är typisk art för </w:t>
+      </w:r>
+      <w:r>
+        <w:rPr>
+          <w:i/>
+        </w:rPr>
+        <w:t xml:space="preserve">9010 Taiga, 9050 Näringsrik granskog, 9080 Lövsumpskog </w:t>
+      </w:r>
+      <w:r>
+        <w:t xml:space="preserve">och </w:t>
+      </w:r>
+      <w:r>
+        <w:rPr>
+          <w:i/>
+        </w:rPr>
+        <w:t xml:space="preserve">9750 Svämlövskog </w:t>
+      </w:r>
+      <w:r>
+        <w:t>(Nitare &amp; Skogsstyrelsen, 2019; SLU Artdatabanken, 2025).</w:t>
+      </w:r>
+    </w:p>
+    <w:p>
+      <w:r>
+        <w:rPr>
+          <w:b/>
+        </w:rPr>
         <w:t>Stekelbock</w:t>
       </w:r>
       <w:r>
@@ -1147,6 +1205,26 @@
       </w:r>
       <w:r>
         <w:t xml:space="preserve"> (SLU Artdatabanken, 2025).</w:t>
+      </w:r>
+    </w:p>
+    <w:p>
+      <w:r>
+        <w:rPr>
+          <w:b/>
+        </w:rPr>
+        <w:t xml:space="preserve">Linnea </w:t>
+      </w:r>
+      <w:r>
+        <w:t xml:space="preserve">är typisk art för </w:t>
+      </w:r>
+      <w:r>
+        <w:rPr>
+          <w:i/>
+        </w:rPr>
+        <w:t>9010 Taiga</w:t>
+      </w:r>
+      <w:r>
+        <w:t>. På linnea kan man hitta sporsäcksvampen linnealudd (SLU Artdatabanken, 2025).</w:t>
       </w:r>
     </w:p>
     <w:p>
@@ -1343,7 +1421,7 @@
         <w:rPr>
           <w:i/>
         </w:rPr>
-        <w:t>I det avverkningsanmälda skogsområdet har 52 rödlistade arter och signalarter påträffats. Detta ska jämföras med Skogsstyrelsens uppföljning 2017 av nyckelbiotoper som visade att man i genomsnitt hittar 20,6 olika rödlistade arter och signalarter i en nyckelbiotop (Wijk, S. 2017. Biologisk mångfald i nyckelbiotoper – Resultat från inventeringen “Uppföljning biologisk mångfald” 2009–2015. Rapport 4/2017 Skogsstyrelsen, Jönköping).</w:t>
+        <w:t>I det avverkningsanmälda skogsområdet har 55 rödlistade arter och signalarter påträffats. Detta ska jämföras med Skogsstyrelsens uppföljning 2017 av nyckelbiotoper som visade att man i genomsnitt hittar 20,6 olika rödlistade arter och signalarter i en nyckelbiotop (Wijk, S. 2017. Biologisk mångfald i nyckelbiotoper – Resultat från inventeringen “Uppföljning biologisk mångfald” 2009–2015. Rapport 4/2017 Skogsstyrelsen, Jönköping).</w:t>
       </w:r>
     </w:p>
     <w:p>
@@ -1372,7 +1450,7 @@
         <w:rPr>
           <w:i/>
         </w:rPr>
-        <w:t>I det avverkningsanmälda skogsområdet har 67 naturvårdsarter varav 37 rödlistade arter sina livsmiljöer och växtplatser.</w:t>
+        <w:t>I det avverkningsanmälda skogsområdet har 71 naturvårdsarter varav 37 rödlistade arter sina livsmiljöer och växtplatser.</w:t>
       </w:r>
     </w:p>
     <w:p>
@@ -2410,7 +2488,7 @@
     <w:r>
       <w:tab/>
       <w:tab/>
-      <w:t>2026-09-20</w:t>
+      <w:t>2026-09-21</w:t>
       <w:br/>
       <w:br/>
     </w:r>

--- a/klagomål/Lervassa träsk naturreservat FSC-klagomål.docx
+++ b/klagomål/Lervassa träsk naturreservat FSC-klagomål.docx
@@ -168,7 +168,7 @@
     </w:p>
     <w:p>
       <w:r>
-        <w:t>Detta klagomål behandlar höga naturvärden i avverkningsanmälan Lervassa träsk naturreservat i Haninge kommun som inkom 2026-09-21 och omfattar 168,3 ha.</w:t>
+        <w:t>Detta klagomål behandlar höga naturvärden i avverkningsanmälan Lervassa träsk naturreservat i Haninge kommun som inkom 2026-09-22 och omfattar 168,3 ha.</w:t>
       </w:r>
     </w:p>
     <w:p>
@@ -178,7 +178,7 @@
       <w:r>
         <w:drawing>
           <wp:inline xmlns:a="http://schemas.openxmlformats.org/drawingml/2006/main" xmlns:pic="http://schemas.openxmlformats.org/drawingml/2006/picture">
-            <wp:extent cx="5315866" cy="5724000"/>
+            <wp:extent cx="5284833" cy="5724000"/>
             <wp:docPr id="1" name="Picture 1"/>
             <wp:cNvGraphicFramePr>
               <a:graphicFrameLocks noChangeAspect="1"/>
@@ -199,7 +199,7 @@
                   <pic:spPr>
                     <a:xfrm>
                       <a:off x="0" y="0"/>
-                      <a:ext cx="5315866" cy="5724000"/>
+                      <a:ext cx="5284833" cy="5724000"/>
                     </a:xfrm>
                     <a:prstGeom prst="rect"/>
                   </pic:spPr>
@@ -221,7 +221,7 @@
     </w:p>
     <w:p>
       <w:r>
-        <w:t>I och inom 23 meter från avverkningsanmälan finns fynd av 71 naturvårdsarter, varav 37 är rödlistade, 20 är fridlysta, 32 är typiska (T) och 18 är signalarter (S): knölig taggsvamp (EN), koppartaggsvamp (EN), bredbrämad bastardsvärmare (VU), garnlav (VU, T), goliatmusseron (VU, T), gränsticka (VU, T), grönfink (VU, §4), mindre bastardsvärmare (VU), sexfläckig bastardsvärmare (VU), skrovlig taggsvamp (VU), barrviolspindling (NT), blå taggsvamp (NT, T), dofttaggsvamp (NT, T), dropptaggsvamp (NT, T), enkelbeckasin (NT, §4), fjällig taggsvamp s.str. (NT), grönhjon (NT), gulsparv (NT, §4), kandelabersvamp (NT, T), kattfotslav (NT, T), kortskaftad ärgspik (NT), kötticka (NT), motaggsvamp (NT, T), orange taggsvamp (NT, T), Phellodon aquiloniniger (NT), reliktbock (NT, T), skarp dropptaggsvamp (NT), svartvit taggsvamp (NT), tallticka (NT, T), talltita (NT, §4), tjockfotad fingersvamp (NT), ullticka (NT, T), vedskivlav (NT, T), vedtrappmossa (NT, T), vintertagging (NT), vitplätt (NT), vågticka (NT), björksplintborre (S), blomkålssvamp (S), blåmossa (S, T), bronshjon (S, T), flagellkvastmossa (S, T), granbarkgnagare (S, T), grovticka (S, T), grön sköldmossa (S, T, §8), grönpyrola (S, T), mindre märgborre (S, T), rödgul trumpetsvamp (S), skogshakmossa (S, T), stekelbock (S, T), stor aspticka (S, T), stubbspretmossa (S, T), thomsons trägnagare (S), vedticka (S, T), vågbandad barkbock (S), blåsippa (T, §9), linnea (T), spillkråka (T, §4), tjäder (T, §4), fiskgjuse (§4), gröngöling (§4), havsörn (§4), kungsfågel (§4), orre (§4), huggorm (§6), kopparödla (§6), mindre vattensalamander (§6), vanlig groda (§6), vanlig padda (§6), fläcknycklar (§8) och revlummer (§9). Se Figur 1.</w:t>
+        <w:t>I och inom 23 meter från avverkningsanmälan finns fynd av 73 naturvårdsarter, varav 37 är rödlistade, 21 är fridlysta, 34 är typiska (T) och 19 är signalarter (S): knölig taggsvamp (EN), koppartaggsvamp (EN), bredbrämad bastardsvärmare (VU), garnlav (VU, T), goliatmusseron (VU, T), gränsticka (VU, T), grönfink (VU, §4), mindre bastardsvärmare (VU), sexfläckig bastardsvärmare (VU), skrovlig taggsvamp (VU), barrviolspindling (NT), blå taggsvamp (NT, T), dofttaggsvamp (NT, T), dropptaggsvamp (NT, T), enkelbeckasin (NT, §4), fjällig taggsvamp s.str. (NT), grönhjon (NT), gulsparv (NT, §4), kandelabersvamp (NT, T), kattfotslav (NT, T), kortskaftad ärgspik (NT), kötticka (NT), motaggsvamp (NT, T), orange taggsvamp (NT, T), Phellodon aquiloniniger (NT), reliktbock (NT, T), skarp dropptaggsvamp (NT), svartvit taggsvamp (NT), tallticka (NT, T), talltita (NT, §4), tjockfotad fingersvamp (NT), ullticka (NT, T), vedskivlav (NT, T), vedtrappmossa (NT, T), vintertagging (NT), vitplätt (NT), vågticka (NT), björksplintborre (S), blomkålssvamp (S), blåmossa (S, T), bronshjon (S, T), flagellkvastmossa (S, T), granbarkgnagare (S, T), grovticka (S, T), grön sköldmossa (S, T, §8), grönpyrola (S, T), mindre märgborre (S, T), rödgul trumpetsvamp (S), skogshakmossa (S, T), stekelbock (S, T), stor aspticka (S, T), stubbspretmossa (S, T), thomsons trägnagare (S), trådticka (S, T), vedticka (S, T), vågbandad barkbock (S), blåsippa (T, §9), linnea (T), spillkråka (T, §4), tjäder (T, §4), tofsmes (T, §4), fiskgjuse (§4), gröngöling (§4), havsörn (§4), kungsfågel (§4), orre (§4), huggorm (§6), kopparödla (§6), mindre vattensalamander (§6), vanlig groda (§6), vanlig padda (§6), fläcknycklar (§8) och revlummer (§9). Se Figur 1.</w:t>
       </w:r>
     </w:p>
     <w:p>
@@ -1152,6 +1152,35 @@
         <w:rPr>
           <w:b/>
         </w:rPr>
+        <w:t xml:space="preserve">Trådticka </w:t>
+      </w:r>
+      <w:r>
+        <w:t xml:space="preserve">är knuten till grova granar i rikare ofta fuktiga miljöer. Den återfinns på både levande och döda träd samt stubbar och nyligen fallna träd. Karaktärsart för äldre fuktiga granskogsbiotoper, och i stor mängd är den en bra signalart för miljöer med andra rödlistade arter. Trådticka är typisk art för </w:t>
+      </w:r>
+      <w:r>
+        <w:rPr>
+          <w:i/>
+        </w:rPr>
+        <w:t xml:space="preserve">9010 Taiga </w:t>
+      </w:r>
+      <w:r>
+        <w:t xml:space="preserve">och </w:t>
+      </w:r>
+      <w:r>
+        <w:rPr>
+          <w:i/>
+        </w:rPr>
+        <w:t xml:space="preserve">9050 Näringsrik granskog </w:t>
+      </w:r>
+      <w:r>
+        <w:t>(SLU Artdatabanken, 2025).</w:t>
+      </w:r>
+    </w:p>
+    <w:p>
+      <w:r>
+        <w:rPr>
+          <w:b/>
+        </w:rPr>
         <w:t xml:space="preserve">Vedticka </w:t>
       </w:r>
       <w:r>
@@ -1283,6 +1312,26 @@
       </w:r>
       <w:r>
         <w:t>. Tjädern är en utpräglad skogsfågel knuten till större sammanhängande barrskogsområden. Tupparna och hönorna utnyttjar till viss del olika miljöer, och habitatvalet varierar dessutom mellan olika delar av året. För att det ska finnas livskraftiga tjäderbestånd krävs funktionella skogslandskap med en blandning av uppvuxen, gles och luckig skog, täta sumpskogar, myrar och andra små våtmarker. Arten försvinner när skogen fragmenteras och den sammanlagda arealen hyggen och andra öppna områden blir för stor. Ett småskaligt och försiktigt virkesuttag genom hyggesfria metoder kan i vissa fall vara möjligt i området inom 200 m från lekcentrum. Längre ut från lekcentrum, inom 200–500 m bör den avverkade ytan inte överskrida 1 hektar för att undvika alltför stora och snabba förändringar (Skogsstyrelsen, 2019; SLU Artdatabanken, 2024).</w:t>
+      </w:r>
+    </w:p>
+    <w:p>
+      <w:r>
+        <w:rPr>
+          <w:b/>
+        </w:rPr>
+        <w:t>Tofsmes (§4)</w:t>
+      </w:r>
+      <w:r>
+        <w:t xml:space="preserve"> häckar i barr- och blandskog, främst i tallskog. Tofsmes är typisk art för </w:t>
+      </w:r>
+      <w:r>
+        <w:rPr>
+          <w:i/>
+        </w:rPr>
+        <w:t xml:space="preserve">9010 Taiga </w:t>
+      </w:r>
+      <w:r>
+        <w:t>(SLU Artdatabanken, 2025).</w:t>
       </w:r>
     </w:p>
     <w:p>
@@ -1421,7 +1470,7 @@
         <w:rPr>
           <w:i/>
         </w:rPr>
-        <w:t>I det avverkningsanmälda skogsområdet har 55 rödlistade arter och signalarter påträffats. Detta ska jämföras med Skogsstyrelsens uppföljning 2017 av nyckelbiotoper som visade att man i genomsnitt hittar 20,6 olika rödlistade arter och signalarter i en nyckelbiotop (Wijk, S. 2017. Biologisk mångfald i nyckelbiotoper – Resultat från inventeringen “Uppföljning biologisk mångfald” 2009–2015. Rapport 4/2017 Skogsstyrelsen, Jönköping).</w:t>
+        <w:t>I det avverkningsanmälda skogsområdet har 56 rödlistade arter och signalarter påträffats. Detta ska jämföras med Skogsstyrelsens uppföljning 2017 av nyckelbiotoper som visade att man i genomsnitt hittar 20,6 olika rödlistade arter och signalarter i en nyckelbiotop (Wijk, S. 2017. Biologisk mångfald i nyckelbiotoper – Resultat från inventeringen “Uppföljning biologisk mångfald” 2009–2015. Rapport 4/2017 Skogsstyrelsen, Jönköping).</w:t>
       </w:r>
     </w:p>
     <w:p>
@@ -1450,7 +1499,7 @@
         <w:rPr>
           <w:i/>
         </w:rPr>
-        <w:t>I det avverkningsanmälda skogsområdet har 71 naturvårdsarter varav 37 rödlistade arter sina livsmiljöer och växtplatser.</w:t>
+        <w:t>I det avverkningsanmälda skogsområdet har 73 naturvårdsarter varav 37 rödlistade arter sina livsmiljöer och växtplatser.</w:t>
       </w:r>
     </w:p>
     <w:p>
@@ -2488,7 +2537,7 @@
     <w:r>
       <w:tab/>
       <w:tab/>
-      <w:t>2026-09-21</w:t>
+      <w:t>2026-09-22</w:t>
       <w:br/>
       <w:br/>
     </w:r>

--- a/klagomål/Lervassa träsk naturreservat FSC-klagomål.docx
+++ b/klagomål/Lervassa träsk naturreservat FSC-klagomål.docx
@@ -168,7 +168,7 @@
     </w:p>
     <w:p>
       <w:r>
-        <w:t>Detta klagomål behandlar höga naturvärden i avverkningsanmälan Lervassa träsk naturreservat i Haninge kommun som inkom 2026-09-22 och omfattar 168,3 ha.</w:t>
+        <w:t>Detta klagomål behandlar höga naturvärden i avverkningsanmälan Lervassa träsk naturreservat i Haninge kommun som inkom 2026-09-23 och omfattar 168,3 ha.</w:t>
       </w:r>
     </w:p>
     <w:p>
@@ -2537,7 +2537,7 @@
     <w:r>
       <w:tab/>
       <w:tab/>
-      <w:t>2026-09-22</w:t>
+      <w:t>2026-09-23</w:t>
       <w:br/>
       <w:br/>
     </w:r>

--- a/klagomål/Lervassa träsk naturreservat FSC-klagomål.docx
+++ b/klagomål/Lervassa träsk naturreservat FSC-klagomål.docx
@@ -168,7 +168,7 @@
     </w:p>
     <w:p>
       <w:r>
-        <w:t>Detta klagomål behandlar höga naturvärden i avverkningsanmälan Lervassa träsk naturreservat i Haninge kommun som inkom 2026-09-23 och omfattar 168,3 ha.</w:t>
+        <w:t>Detta klagomål behandlar höga naturvärden i avverkningsanmälan Lervassa träsk naturreservat i Haninge kommun som inkom 2026-09-24 och omfattar 168,3 ha.</w:t>
       </w:r>
     </w:p>
     <w:p>
@@ -178,7 +178,7 @@
       <w:r>
         <w:drawing>
           <wp:inline xmlns:a="http://schemas.openxmlformats.org/drawingml/2006/main" xmlns:pic="http://schemas.openxmlformats.org/drawingml/2006/picture">
-            <wp:extent cx="5284833" cy="5724000"/>
+            <wp:extent cx="5285288" cy="5724000"/>
             <wp:docPr id="1" name="Picture 1"/>
             <wp:cNvGraphicFramePr>
               <a:graphicFrameLocks noChangeAspect="1"/>
@@ -199,7 +199,7 @@
                   <pic:spPr>
                     <a:xfrm>
                       <a:off x="0" y="0"/>
-                      <a:ext cx="5284833" cy="5724000"/>
+                      <a:ext cx="5285288" cy="5724000"/>
                     </a:xfrm>
                     <a:prstGeom prst="rect"/>
                   </pic:spPr>
@@ -2537,7 +2537,7 @@
     <w:r>
       <w:tab/>
       <w:tab/>
-      <w:t>2026-09-23</w:t>
+      <w:t>2026-09-24</w:t>
       <w:br/>
       <w:br/>
     </w:r>

--- a/klagomål/Lervassa träsk naturreservat FSC-klagomål.docx
+++ b/klagomål/Lervassa träsk naturreservat FSC-klagomål.docx
@@ -168,7 +168,7 @@
     </w:p>
     <w:p>
       <w:r>
-        <w:t>Detta klagomål behandlar höga naturvärden i avverkningsanmälan Lervassa träsk naturreservat i Haninge kommun som inkom 2026-09-24 och omfattar 168,3 ha.</w:t>
+        <w:t>Detta klagomål behandlar höga naturvärden i avverkningsanmälan Lervassa träsk naturreservat i Haninge kommun som inkom 2026-09-25 och omfattar 168,3 ha.</w:t>
       </w:r>
     </w:p>
     <w:p>
@@ -2537,7 +2537,7 @@
     <w:r>
       <w:tab/>
       <w:tab/>
-      <w:t>2026-09-24</w:t>
+      <w:t>2026-09-25</w:t>
       <w:br/>
       <w:br/>
     </w:r>

--- a/klagomål/Lervassa träsk naturreservat FSC-klagomål.docx
+++ b/klagomål/Lervassa träsk naturreservat FSC-klagomål.docx
@@ -168,7 +168,7 @@
     </w:p>
     <w:p>
       <w:r>
-        <w:t>Detta klagomål behandlar höga naturvärden i avverkningsanmälan Lervassa träsk naturreservat i Haninge kommun som inkom 2026-09-25 och omfattar 168,3 ha.</w:t>
+        <w:t>Detta klagomål behandlar höga naturvärden i avverkningsanmälan Lervassa träsk naturreservat i Haninge kommun som inkom 2026-09-26 och omfattar 168,3 ha.</w:t>
       </w:r>
     </w:p>
     <w:p>
@@ -2537,7 +2537,7 @@
     <w:r>
       <w:tab/>
       <w:tab/>
-      <w:t>2026-09-25</w:t>
+      <w:t>2026-09-26</w:t>
       <w:br/>
       <w:br/>
     </w:r>

--- a/klagomål/Lervassa träsk naturreservat FSC-klagomål.docx
+++ b/klagomål/Lervassa träsk naturreservat FSC-klagomål.docx
@@ -168,7 +168,7 @@
     </w:p>
     <w:p>
       <w:r>
-        <w:t>Detta klagomål behandlar höga naturvärden i avverkningsanmälan Lervassa träsk naturreservat i Haninge kommun som inkom 2026-09-26 och omfattar 168,3 ha.</w:t>
+        <w:t>Detta klagomål behandlar höga naturvärden i avverkningsanmälan Lervassa träsk naturreservat i Haninge kommun som inkom 2026-09-27 och omfattar 168,3 ha.</w:t>
       </w:r>
     </w:p>
     <w:p>
@@ -2537,7 +2537,7 @@
     <w:r>
       <w:tab/>
       <w:tab/>
-      <w:t>2026-09-26</w:t>
+      <w:t>2026-09-27</w:t>
       <w:br/>
       <w:br/>
     </w:r>

--- a/klagomål/Lervassa träsk naturreservat FSC-klagomål.docx
+++ b/klagomål/Lervassa träsk naturreservat FSC-klagomål.docx
@@ -168,7 +168,7 @@
     </w:p>
     <w:p>
       <w:r>
-        <w:t>Detta klagomål behandlar höga naturvärden i avverkningsanmälan Lervassa träsk naturreservat i Haninge kommun som inkom 2026-09-27 och omfattar 168,3 ha.</w:t>
+        <w:t>Detta klagomål behandlar höga naturvärden i avverkningsanmälan Lervassa träsk naturreservat i Haninge kommun som inkom 2026-09-28 och omfattar 168,3 ha.</w:t>
       </w:r>
     </w:p>
     <w:p>
@@ -2537,7 +2537,7 @@
     <w:r>
       <w:tab/>
       <w:tab/>
-      <w:t>2026-09-27</w:t>
+      <w:t>2026-09-28</w:t>
       <w:br/>
       <w:br/>
     </w:r>

--- a/klagomål/Lervassa träsk naturreservat FSC-klagomål.docx
+++ b/klagomål/Lervassa träsk naturreservat FSC-klagomål.docx
@@ -168,7 +168,7 @@
     </w:p>
     <w:p>
       <w:r>
-        <w:t>Detta klagomål behandlar höga naturvärden i avverkningsanmälan Lervassa träsk naturreservat i Haninge kommun som inkom 2026-09-28 och omfattar 168,3 ha.</w:t>
+        <w:t>Detta klagomål behandlar höga naturvärden i avverkningsanmälan Lervassa träsk naturreservat i Haninge kommun som inkom 2026-09-29 och omfattar 168,3 ha.</w:t>
       </w:r>
     </w:p>
     <w:p>
@@ -2537,7 +2537,7 @@
     <w:r>
       <w:tab/>
       <w:tab/>
-      <w:t>2026-09-28</w:t>
+      <w:t>2026-09-29</w:t>
       <w:br/>
       <w:br/>
     </w:r>

--- a/klagomål/Lervassa träsk naturreservat FSC-klagomål.docx
+++ b/klagomål/Lervassa träsk naturreservat FSC-klagomål.docx
@@ -168,7 +168,7 @@
     </w:p>
     <w:p>
       <w:r>
-        <w:t>Detta klagomål behandlar höga naturvärden i avverkningsanmälan Lervassa träsk naturreservat i Haninge kommun som inkom 2026-09-29 och omfattar 168,3 ha.</w:t>
+        <w:t>Detta klagomål behandlar höga naturvärden i avverkningsanmälan Lervassa träsk naturreservat i Haninge kommun som inkom 2026-09-30 och omfattar 168,3 ha.</w:t>
       </w:r>
     </w:p>
     <w:p>
@@ -2537,7 +2537,7 @@
     <w:r>
       <w:tab/>
       <w:tab/>
-      <w:t>2026-09-29</w:t>
+      <w:t>2026-09-30</w:t>
       <w:br/>
       <w:br/>
     </w:r>

--- a/klagomål/Lervassa träsk naturreservat FSC-klagomål.docx
+++ b/klagomål/Lervassa träsk naturreservat FSC-klagomål.docx
@@ -168,7 +168,7 @@
     </w:p>
     <w:p>
       <w:r>
-        <w:t>Detta klagomål behandlar höga naturvärden i avverkningsanmälan Lervassa träsk naturreservat i Haninge kommun som inkom 2026-09-30 och omfattar 168,3 ha.</w:t>
+        <w:t>Detta klagomål behandlar höga naturvärden i avverkningsanmälan Lervassa träsk naturreservat i Haninge kommun som inkom 2026-10-01 och omfattar 168,3 ha.</w:t>
       </w:r>
     </w:p>
     <w:p>
@@ -2537,7 +2537,7 @@
     <w:r>
       <w:tab/>
       <w:tab/>
-      <w:t>2026-09-30</w:t>
+      <w:t>2026-10-01</w:t>
       <w:br/>
       <w:br/>
     </w:r>

--- a/klagomål/Lervassa träsk naturreservat FSC-klagomål.docx
+++ b/klagomål/Lervassa träsk naturreservat FSC-klagomål.docx
@@ -168,7 +168,7 @@
     </w:p>
     <w:p>
       <w:r>
-        <w:t>Detta klagomål behandlar höga naturvärden i avverkningsanmälan Lervassa träsk naturreservat i Haninge kommun som inkom 2026-10-01 och omfattar 168,3 ha.</w:t>
+        <w:t>Detta klagomål behandlar höga naturvärden i avverkningsanmälan Lervassa träsk naturreservat i Haninge kommun som inkom 2026-10-02 och omfattar 168,3 ha.</w:t>
       </w:r>
     </w:p>
     <w:p>
@@ -2537,7 +2537,7 @@
     <w:r>
       <w:tab/>
       <w:tab/>
-      <w:t>2026-10-01</w:t>
+      <w:t>2026-10-02</w:t>
       <w:br/>
       <w:br/>
     </w:r>

--- a/klagomål/Lervassa träsk naturreservat FSC-klagomål.docx
+++ b/klagomål/Lervassa träsk naturreservat FSC-klagomål.docx
@@ -168,7 +168,7 @@
     </w:p>
     <w:p>
       <w:r>
-        <w:t>Detta klagomål behandlar höga naturvärden i avverkningsanmälan Lervassa träsk naturreservat i Haninge kommun som inkom 2026-10-02 och omfattar 168,3 ha.</w:t>
+        <w:t>Detta klagomål behandlar höga naturvärden i avverkningsanmälan Lervassa träsk naturreservat i Haninge kommun som inkom 2026-10-03 och omfattar 168,3 ha.</w:t>
       </w:r>
     </w:p>
     <w:p>
@@ -2537,7 +2537,7 @@
     <w:r>
       <w:tab/>
       <w:tab/>
-      <w:t>2026-10-02</w:t>
+      <w:t>2026-10-03</w:t>
       <w:br/>
       <w:br/>
     </w:r>

--- a/klagomål/Lervassa träsk naturreservat FSC-klagomål.docx
+++ b/klagomål/Lervassa träsk naturreservat FSC-klagomål.docx
@@ -168,7 +168,7 @@
     </w:p>
     <w:p>
       <w:r>
-        <w:t>Detta klagomål behandlar höga naturvärden i avverkningsanmälan Lervassa träsk naturreservat i Haninge kommun som inkom 2026-10-03 och omfattar 168,3 ha.</w:t>
+        <w:t>Detta klagomål behandlar höga naturvärden i avverkningsanmälan Lervassa träsk naturreservat i Haninge kommun som inkom 2026-10-04 och omfattar 168,3 ha.</w:t>
       </w:r>
     </w:p>
     <w:p>
@@ -2537,7 +2537,7 @@
     <w:r>
       <w:tab/>
       <w:tab/>
-      <w:t>2026-10-03</w:t>
+      <w:t>2026-10-04</w:t>
       <w:br/>
       <w:br/>
     </w:r>

--- a/klagomål/Lervassa träsk naturreservat FSC-klagomål.docx
+++ b/klagomål/Lervassa träsk naturreservat FSC-klagomål.docx
@@ -168,7 +168,7 @@
     </w:p>
     <w:p>
       <w:r>
-        <w:t>Detta klagomål behandlar höga naturvärden i avverkningsanmälan Lervassa träsk naturreservat i Haninge kommun som inkom 2026-10-04 och omfattar 168,3 ha.</w:t>
+        <w:t>Detta klagomål behandlar höga naturvärden i avverkningsanmälan Lervassa träsk naturreservat i Haninge kommun som inkom 2026-10-05 och omfattar 168,3 ha.</w:t>
       </w:r>
     </w:p>
     <w:p>
@@ -2537,7 +2537,7 @@
     <w:r>
       <w:tab/>
       <w:tab/>
-      <w:t>2026-10-04</w:t>
+      <w:t>2026-10-05</w:t>
       <w:br/>
       <w:br/>
     </w:r>

--- a/klagomål/Lervassa träsk naturreservat FSC-klagomål.docx
+++ b/klagomål/Lervassa träsk naturreservat FSC-klagomål.docx
@@ -168,7 +168,7 @@
     </w:p>
     <w:p>
       <w:r>
-        <w:t>Detta klagomål behandlar höga naturvärden i avverkningsanmälan Lervassa träsk naturreservat i Haninge kommun som inkom 2026-10-05 och omfattar 168,3 ha.</w:t>
+        <w:t>Detta klagomål behandlar höga naturvärden i avverkningsanmälan Lervassa träsk naturreservat i Haninge kommun som inkom 2026-10-06 och omfattar 168,3 ha.</w:t>
       </w:r>
     </w:p>
     <w:p>
@@ -2537,7 +2537,7 @@
     <w:r>
       <w:tab/>
       <w:tab/>
-      <w:t>2026-10-05</w:t>
+      <w:t>2026-10-06</w:t>
       <w:br/>
       <w:br/>
     </w:r>

--- a/klagomål/Lervassa träsk naturreservat FSC-klagomål.docx
+++ b/klagomål/Lervassa träsk naturreservat FSC-klagomål.docx
@@ -168,7 +168,7 @@
     </w:p>
     <w:p>
       <w:r>
-        <w:t>Detta klagomål behandlar höga naturvärden i avverkningsanmälan Lervassa träsk naturreservat i Haninge kommun som inkom 2026-10-06 och omfattar 168,3 ha.</w:t>
+        <w:t>Detta klagomål behandlar höga naturvärden i avverkningsanmälan Lervassa träsk naturreservat i Haninge kommun som inkom 2026-10-07 och omfattar 168,3 ha.</w:t>
       </w:r>
     </w:p>
     <w:p>
@@ -2537,7 +2537,7 @@
     <w:r>
       <w:tab/>
       <w:tab/>
-      <w:t>2026-10-06</w:t>
+      <w:t>2026-10-07</w:t>
       <w:br/>
       <w:br/>
     </w:r>

--- a/klagomål/Lervassa träsk naturreservat FSC-klagomål.docx
+++ b/klagomål/Lervassa träsk naturreservat FSC-klagomål.docx
@@ -168,7 +168,7 @@
     </w:p>
     <w:p>
       <w:r>
-        <w:t>Detta klagomål behandlar höga naturvärden i avverkningsanmälan Lervassa träsk naturreservat i Haninge kommun som inkom 2026-10-07 och omfattar 168,3 ha.</w:t>
+        <w:t>Detta klagomål behandlar höga naturvärden i avverkningsanmälan Lervassa träsk naturreservat i Haninge kommun som inkom 2026-10-08 och omfattar 168,3 ha.</w:t>
       </w:r>
     </w:p>
     <w:p>
@@ -2537,7 +2537,7 @@
     <w:r>
       <w:tab/>
       <w:tab/>
-      <w:t>2026-10-07</w:t>
+      <w:t>2026-10-08</w:t>
       <w:br/>
       <w:br/>
     </w:r>

--- a/klagomål/Lervassa träsk naturreservat FSC-klagomål.docx
+++ b/klagomål/Lervassa träsk naturreservat FSC-klagomål.docx
@@ -168,7 +168,7 @@
     </w:p>
     <w:p>
       <w:r>
-        <w:t>Detta klagomål behandlar höga naturvärden i avverkningsanmälan Lervassa träsk naturreservat i Haninge kommun som inkom 2026-10-08 och omfattar 168,3 ha.</w:t>
+        <w:t>Detta klagomål behandlar höga naturvärden i avverkningsanmälan Lervassa träsk naturreservat i Haninge kommun som inkom 2026-10-09 och omfattar 168,3 ha.</w:t>
       </w:r>
     </w:p>
     <w:p>
@@ -2537,7 +2537,7 @@
     <w:r>
       <w:tab/>
       <w:tab/>
-      <w:t>2026-10-08</w:t>
+      <w:t>2026-10-09</w:t>
       <w:br/>
       <w:br/>
     </w:r>

--- a/klagomål/Lervassa träsk naturreservat FSC-klagomål.docx
+++ b/klagomål/Lervassa träsk naturreservat FSC-klagomål.docx
@@ -168,7 +168,7 @@
     </w:p>
     <w:p>
       <w:r>
-        <w:t>Detta klagomål behandlar höga naturvärden i avverkningsanmälan Lervassa träsk naturreservat i Haninge kommun som inkom 2026-10-09 och omfattar 168,3 ha.</w:t>
+        <w:t>Detta klagomål behandlar höga naturvärden i avverkningsanmälan Lervassa träsk naturreservat i Haninge kommun som inkom 2026-10-10 och omfattar 168,3 ha.</w:t>
       </w:r>
     </w:p>
     <w:p>
@@ -2537,7 +2537,7 @@
     <w:r>
       <w:tab/>
       <w:tab/>
-      <w:t>2026-10-09</w:t>
+      <w:t>2026-10-10</w:t>
       <w:br/>
       <w:br/>
     </w:r>

--- a/klagomål/Lervassa träsk naturreservat FSC-klagomål.docx
+++ b/klagomål/Lervassa träsk naturreservat FSC-klagomål.docx
@@ -168,7 +168,7 @@
     </w:p>
     <w:p>
       <w:r>
-        <w:t>Detta klagomål behandlar höga naturvärden i avverkningsanmälan Lervassa träsk naturreservat i Haninge kommun som inkom 2026-10-10 och omfattar 168,3 ha.</w:t>
+        <w:t>Detta klagomål behandlar höga naturvärden i avverkningsanmälan Lervassa träsk naturreservat i Haninge kommun som inkom 2026-10-11 och omfattar 168,3 ha.</w:t>
       </w:r>
     </w:p>
     <w:p>
@@ -2537,7 +2537,7 @@
     <w:r>
       <w:tab/>
       <w:tab/>
-      <w:t>2026-10-10</w:t>
+      <w:t>2026-10-11</w:t>
       <w:br/>
       <w:br/>
     </w:r>

--- a/klagomål/Lervassa träsk naturreservat FSC-klagomål.docx
+++ b/klagomål/Lervassa träsk naturreservat FSC-klagomål.docx
@@ -168,7 +168,7 @@
     </w:p>
     <w:p>
       <w:r>
-        <w:t>Detta klagomål behandlar höga naturvärden i avverkningsanmälan Lervassa träsk naturreservat i Haninge kommun som inkom 2026-10-11 och omfattar 168,3 ha.</w:t>
+        <w:t>Detta klagomål behandlar höga naturvärden i avverkningsanmälan Lervassa träsk naturreservat i Haninge kommun som inkom 2026-10-12 och omfattar 168,3 ha.</w:t>
       </w:r>
     </w:p>
     <w:p>
@@ -2537,7 +2537,7 @@
     <w:r>
       <w:tab/>
       <w:tab/>
-      <w:t>2026-10-11</w:t>
+      <w:t>2026-10-12</w:t>
       <w:br/>
       <w:br/>
     </w:r>

--- a/klagomål/Lervassa träsk naturreservat FSC-klagomål.docx
+++ b/klagomål/Lervassa träsk naturreservat FSC-klagomål.docx
@@ -168,7 +168,7 @@
     </w:p>
     <w:p>
       <w:r>
-        <w:t>Detta klagomål behandlar höga naturvärden i avverkningsanmälan Lervassa träsk naturreservat i Haninge kommun som inkom 2026-10-12 och omfattar 168,3 ha.</w:t>
+        <w:t>Detta klagomål behandlar höga naturvärden i avverkningsanmälan Lervassa träsk naturreservat i Haninge kommun som inkom 2026-10-13 och omfattar 168,3 ha.</w:t>
       </w:r>
     </w:p>
     <w:p>
@@ -2537,7 +2537,7 @@
     <w:r>
       <w:tab/>
       <w:tab/>
-      <w:t>2026-10-12</w:t>
+      <w:t>2026-10-13</w:t>
       <w:br/>
       <w:br/>
     </w:r>

--- a/klagomål/Lervassa träsk naturreservat FSC-klagomål.docx
+++ b/klagomål/Lervassa träsk naturreservat FSC-klagomål.docx
@@ -168,7 +168,7 @@
     </w:p>
     <w:p>
       <w:r>
-        <w:t>Detta klagomål behandlar höga naturvärden i avverkningsanmälan Lervassa träsk naturreservat i Haninge kommun som inkom 2026-10-13 och omfattar 168,3 ha.</w:t>
+        <w:t>Detta klagomål behandlar höga naturvärden i avverkningsanmälan Lervassa träsk naturreservat i Haninge kommun som inkom 2026-10-14 och omfattar 168,3 ha.</w:t>
       </w:r>
     </w:p>
     <w:p>
@@ -2537,7 +2537,7 @@
     <w:r>
       <w:tab/>
       <w:tab/>
-      <w:t>2026-10-13</w:t>
+      <w:t>2026-10-14</w:t>
       <w:br/>
       <w:br/>
     </w:r>

--- a/klagomål/Lervassa träsk naturreservat FSC-klagomål.docx
+++ b/klagomål/Lervassa träsk naturreservat FSC-klagomål.docx
@@ -168,7 +168,7 @@
     </w:p>
     <w:p>
       <w:r>
-        <w:t>Detta klagomål behandlar höga naturvärden i avverkningsanmälan Lervassa träsk naturreservat i Haninge kommun som inkom 2026-10-14 och omfattar 168,3 ha.</w:t>
+        <w:t>Detta klagomål behandlar höga naturvärden i avverkningsanmälan Lervassa träsk naturreservat i Haninge kommun som inkom 2026-10-16 och omfattar 168,3 ha.</w:t>
       </w:r>
     </w:p>
     <w:p>
@@ -2537,7 +2537,7 @@
     <w:r>
       <w:tab/>
       <w:tab/>
-      <w:t>2026-10-14</w:t>
+      <w:t>2026-10-16</w:t>
       <w:br/>
       <w:br/>
     </w:r>

--- a/klagomål/Lervassa träsk naturreservat FSC-klagomål.docx
+++ b/klagomål/Lervassa träsk naturreservat FSC-klagomål.docx
@@ -168,7 +168,7 @@
     </w:p>
     <w:p>
       <w:r>
-        <w:t>Detta klagomål behandlar höga naturvärden i avverkningsanmälan Lervassa träsk naturreservat i Haninge kommun som inkom 2026-10-16 och omfattar 168,3 ha.</w:t>
+        <w:t>Detta klagomål behandlar höga naturvärden i avverkningsanmälan Lervassa träsk naturreservat i Haninge kommun som inkom 2026-10-17 och omfattar 168,3 ha.</w:t>
       </w:r>
     </w:p>
     <w:p>
@@ -2537,7 +2537,7 @@
     <w:r>
       <w:tab/>
       <w:tab/>
-      <w:t>2026-10-16</w:t>
+      <w:t>2026-10-17</w:t>
       <w:br/>
       <w:br/>
     </w:r>

--- a/klagomål/Lervassa träsk naturreservat FSC-klagomål.docx
+++ b/klagomål/Lervassa träsk naturreservat FSC-klagomål.docx
@@ -168,7 +168,7 @@
     </w:p>
     <w:p>
       <w:r>
-        <w:t>Detta klagomål behandlar höga naturvärden i avverkningsanmälan Lervassa träsk naturreservat i Haninge kommun som inkom 2026-10-17 och omfattar 168,3 ha.</w:t>
+        <w:t>Detta klagomål behandlar höga naturvärden i avverkningsanmälan Lervassa träsk naturreservat i Haninge kommun som inkom 2026-10-18 och omfattar 168,3 ha.</w:t>
       </w:r>
     </w:p>
     <w:p>
@@ -2537,7 +2537,7 @@
     <w:r>
       <w:tab/>
       <w:tab/>
-      <w:t>2026-10-17</w:t>
+      <w:t>2026-10-18</w:t>
       <w:br/>
       <w:br/>
     </w:r>

--- a/klagomål/Lervassa träsk naturreservat FSC-klagomål.docx
+++ b/klagomål/Lervassa träsk naturreservat FSC-klagomål.docx
@@ -168,7 +168,7 @@
     </w:p>
     <w:p>
       <w:r>
-        <w:t>Detta klagomål behandlar höga naturvärden i avverkningsanmälan Lervassa träsk naturreservat i Haninge kommun som inkom 2026-10-18 och omfattar 168,3 ha.</w:t>
+        <w:t>Detta klagomål behandlar höga naturvärden i avverkningsanmälan Lervassa träsk naturreservat i Haninge kommun som inkom 2026-10-19 och omfattar 168,3 ha.</w:t>
       </w:r>
     </w:p>
     <w:p>
@@ -2537,7 +2537,7 @@
     <w:r>
       <w:tab/>
       <w:tab/>
-      <w:t>2026-10-18</w:t>
+      <w:t>2026-10-19</w:t>
       <w:br/>
       <w:br/>
     </w:r>

--- a/klagomål/Lervassa träsk naturreservat FSC-klagomål.docx
+++ b/klagomål/Lervassa träsk naturreservat FSC-klagomål.docx
@@ -168,7 +168,7 @@
     </w:p>
     <w:p>
       <w:r>
-        <w:t>Detta klagomål behandlar höga naturvärden i avverkningsanmälan Lervassa träsk naturreservat i Haninge kommun som inkom 2026-10-19 och omfattar 168,3 ha.</w:t>
+        <w:t>Detta klagomål behandlar höga naturvärden i avverkningsanmälan Lervassa träsk naturreservat i Haninge kommun som inkom 2026-10-20 och omfattar 168,3 ha.</w:t>
       </w:r>
     </w:p>
     <w:p>
@@ -2537,7 +2537,7 @@
     <w:r>
       <w:tab/>
       <w:tab/>
-      <w:t>2026-10-19</w:t>
+      <w:t>2026-10-20</w:t>
       <w:br/>
       <w:br/>
     </w:r>

--- a/klagomål/Lervassa träsk naturreservat FSC-klagomål.docx
+++ b/klagomål/Lervassa träsk naturreservat FSC-klagomål.docx
@@ -168,7 +168,7 @@
     </w:p>
     <w:p>
       <w:r>
-        <w:t>Detta klagomål behandlar höga naturvärden i avverkningsanmälan Lervassa träsk naturreservat i Haninge kommun som inkom 2026-10-20 och omfattar 168,3 ha.</w:t>
+        <w:t>Detta klagomål behandlar höga naturvärden i avverkningsanmälan Lervassa träsk naturreservat i Haninge kommun som inkom 2026-10-21 och omfattar 168,3 ha.</w:t>
       </w:r>
     </w:p>
     <w:p>
@@ -2537,7 +2537,7 @@
     <w:r>
       <w:tab/>
       <w:tab/>
-      <w:t>2026-10-20</w:t>
+      <w:t>2026-10-21</w:t>
       <w:br/>
       <w:br/>
     </w:r>

--- a/klagomål/Lervassa träsk naturreservat FSC-klagomål.docx
+++ b/klagomål/Lervassa träsk naturreservat FSC-klagomål.docx
@@ -168,7 +168,7 @@
     </w:p>
     <w:p>
       <w:r>
-        <w:t>Detta klagomål behandlar höga naturvärden i avverkningsanmälan Lervassa träsk naturreservat i Haninge kommun som inkom 2026-10-21 och omfattar 168,3 ha.</w:t>
+        <w:t>Detta klagomål behandlar höga naturvärden i avverkningsanmälan Lervassa träsk naturreservat i Haninge kommun som inkom 2026-10-22 och omfattar 168,3 ha.</w:t>
       </w:r>
     </w:p>
     <w:p>
@@ -2537,7 +2537,7 @@
     <w:r>
       <w:tab/>
       <w:tab/>
-      <w:t>2026-10-21</w:t>
+      <w:t>2026-10-22</w:t>
       <w:br/>
       <w:br/>
     </w:r>

--- a/klagomål/Lervassa träsk naturreservat FSC-klagomål.docx
+++ b/klagomål/Lervassa träsk naturreservat FSC-klagomål.docx
@@ -168,7 +168,7 @@
     </w:p>
     <w:p>
       <w:r>
-        <w:t>Detta klagomål behandlar höga naturvärden i avverkningsanmälan Lervassa träsk naturreservat i Haninge kommun som inkom 2026-10-22 och omfattar 168,3 ha.</w:t>
+        <w:t>Detta klagomål behandlar höga naturvärden i avverkningsanmälan Lervassa träsk naturreservat i Haninge kommun som inkom 2026-10-23 och omfattar 168,3 ha.</w:t>
       </w:r>
     </w:p>
     <w:p>
@@ -2537,7 +2537,7 @@
     <w:r>
       <w:tab/>
       <w:tab/>
-      <w:t>2026-10-22</w:t>
+      <w:t>2026-10-23</w:t>
       <w:br/>
       <w:br/>
     </w:r>

--- a/klagomål/Lervassa träsk naturreservat FSC-klagomål.docx
+++ b/klagomål/Lervassa träsk naturreservat FSC-klagomål.docx
@@ -168,7 +168,7 @@
     </w:p>
     <w:p>
       <w:r>
-        <w:t>Detta klagomål behandlar höga naturvärden i avverkningsanmälan Lervassa träsk naturreservat i Haninge kommun som inkom 2026-10-23 och omfattar 168,3 ha.</w:t>
+        <w:t>Detta klagomål behandlar höga naturvärden i avverkningsanmälan Lervassa träsk naturreservat i Haninge kommun som inkom 2026-10-24 och omfattar 168,3 ha.</w:t>
       </w:r>
     </w:p>
     <w:p>
@@ -2537,7 +2537,7 @@
     <w:r>
       <w:tab/>
       <w:tab/>
-      <w:t>2026-10-23</w:t>
+      <w:t>2026-10-24</w:t>
       <w:br/>
       <w:br/>
     </w:r>

--- a/klagomål/Lervassa träsk naturreservat FSC-klagomål.docx
+++ b/klagomål/Lervassa träsk naturreservat FSC-klagomål.docx
@@ -168,7 +168,7 @@
     </w:p>
     <w:p>
       <w:r>
-        <w:t>Detta klagomål behandlar höga naturvärden i avverkningsanmälan Lervassa träsk naturreservat i Haninge kommun som inkom 2026-10-24 och omfattar 168,3 ha.</w:t>
+        <w:t>Detta klagomål behandlar höga naturvärden i avverkningsanmälan Lervassa träsk naturreservat i Haninge kommun som inkom 2026-10-25 och omfattar 168,3 ha.</w:t>
       </w:r>
     </w:p>
     <w:p>
@@ -2537,7 +2537,7 @@
     <w:r>
       <w:tab/>
       <w:tab/>
-      <w:t>2026-10-24</w:t>
+      <w:t>2026-10-25</w:t>
       <w:br/>
       <w:br/>
     </w:r>

--- a/klagomål/Lervassa träsk naturreservat FSC-klagomål.docx
+++ b/klagomål/Lervassa träsk naturreservat FSC-klagomål.docx
@@ -168,7 +168,7 @@
     </w:p>
     <w:p>
       <w:r>
-        <w:t>Detta klagomål behandlar höga naturvärden i avverkningsanmälan Lervassa träsk naturreservat i Haninge kommun som inkom 2026-10-25 och omfattar 168,3 ha.</w:t>
+        <w:t>Detta klagomål behandlar höga naturvärden i avverkningsanmälan Lervassa träsk naturreservat i Haninge kommun som inkom 2026-10-26 och omfattar 168,3 ha.</w:t>
       </w:r>
     </w:p>
     <w:p>
@@ -2537,7 +2537,7 @@
     <w:r>
       <w:tab/>
       <w:tab/>
-      <w:t>2026-10-25</w:t>
+      <w:t>2026-10-26</w:t>
       <w:br/>
       <w:br/>
     </w:r>

--- a/klagomål/Lervassa träsk naturreservat FSC-klagomål.docx
+++ b/klagomål/Lervassa träsk naturreservat FSC-klagomål.docx
@@ -168,7 +168,7 @@
     </w:p>
     <w:p>
       <w:r>
-        <w:t>Detta klagomål behandlar höga naturvärden i avverkningsanmälan Lervassa träsk naturreservat i Haninge kommun som inkom 2026-10-26 och omfattar 168,3 ha.</w:t>
+        <w:t>Detta klagomål behandlar höga naturvärden i avverkningsanmälan Lervassa träsk naturreservat i Haninge kommun som inkom 2026-10-27 och omfattar 168,3 ha.</w:t>
       </w:r>
     </w:p>
     <w:p>
@@ -2537,7 +2537,7 @@
     <w:r>
       <w:tab/>
       <w:tab/>
-      <w:t>2026-10-26</w:t>
+      <w:t>2026-10-27</w:t>
       <w:br/>
       <w:br/>
     </w:r>

--- a/klagomål/Lervassa träsk naturreservat FSC-klagomål.docx
+++ b/klagomål/Lervassa träsk naturreservat FSC-klagomål.docx
@@ -168,7 +168,7 @@
     </w:p>
     <w:p>
       <w:r>
-        <w:t>Detta klagomål behandlar höga naturvärden i avverkningsanmälan Lervassa träsk naturreservat i Haninge kommun som inkom 2026-10-27 och omfattar 168,3 ha.</w:t>
+        <w:t>Detta klagomål behandlar höga naturvärden i avverkningsanmälan Lervassa träsk naturreservat i Haninge kommun som inkom 2026-10-28 och omfattar 168,3 ha.</w:t>
       </w:r>
     </w:p>
     <w:p>
@@ -2537,7 +2537,7 @@
     <w:r>
       <w:tab/>
       <w:tab/>
-      <w:t>2026-10-27</w:t>
+      <w:t>2026-10-28</w:t>
       <w:br/>
       <w:br/>
     </w:r>

--- a/klagomål/Lervassa träsk naturreservat FSC-klagomål.docx
+++ b/klagomål/Lervassa träsk naturreservat FSC-klagomål.docx
@@ -168,7 +168,7 @@
     </w:p>
     <w:p>
       <w:r>
-        <w:t>Detta klagomål behandlar höga naturvärden i avverkningsanmälan Lervassa träsk naturreservat i Haninge kommun som inkom 2026-10-28 och omfattar 168,3 ha.</w:t>
+        <w:t>Detta klagomål behandlar höga naturvärden i avverkningsanmälan Lervassa träsk naturreservat i Haninge kommun som inkom 2026-10-29 och omfattar 168,3 ha.</w:t>
       </w:r>
     </w:p>
     <w:p>
@@ -2537,7 +2537,7 @@
     <w:r>
       <w:tab/>
       <w:tab/>
-      <w:t>2026-10-28</w:t>
+      <w:t>2026-10-29</w:t>
       <w:br/>
       <w:br/>
     </w:r>

--- a/klagomål/Lervassa träsk naturreservat FSC-klagomål.docx
+++ b/klagomål/Lervassa träsk naturreservat FSC-klagomål.docx
@@ -168,7 +168,7 @@
     </w:p>
     <w:p>
       <w:r>
-        <w:t>Detta klagomål behandlar höga naturvärden i avverkningsanmälan Lervassa träsk naturreservat i Haninge kommun som inkom 2026-10-29 och omfattar 168,3 ha.</w:t>
+        <w:t>Detta klagomål behandlar höga naturvärden i avverkningsanmälan Lervassa träsk naturreservat i Haninge kommun som inkom 2026-10-30 och omfattar 168,3 ha.</w:t>
       </w:r>
     </w:p>
     <w:p>
@@ -2537,7 +2537,7 @@
     <w:r>
       <w:tab/>
       <w:tab/>
-      <w:t>2026-10-29</w:t>
+      <w:t>2026-10-30</w:t>
       <w:br/>
       <w:br/>
     </w:r>

--- a/klagomål/Lervassa träsk naturreservat FSC-klagomål.docx
+++ b/klagomål/Lervassa träsk naturreservat FSC-klagomål.docx
@@ -168,7 +168,7 @@
     </w:p>
     <w:p>
       <w:r>
-        <w:t>Detta klagomål behandlar höga naturvärden i avverkningsanmälan Lervassa träsk naturreservat i Haninge kommun som inkom 2026-10-30 och omfattar 168,3 ha.</w:t>
+        <w:t>Detta klagomål behandlar höga naturvärden i avverkningsanmälan Lervassa träsk naturreservat i Haninge kommun som inkom 2026-10-31 och omfattar 168,3 ha.</w:t>
       </w:r>
     </w:p>
     <w:p>
@@ -2537,7 +2537,7 @@
     <w:r>
       <w:tab/>
       <w:tab/>
-      <w:t>2026-10-30</w:t>
+      <w:t>2026-10-31</w:t>
       <w:br/>
       <w:br/>
     </w:r>
